--- a/output/word/medicines-and-delirium.docx
+++ b/output/word/medicines-and-delirium.docx
@@ -504,7 +504,7 @@
         <w:rPr>
           <w:rFonts w:ascii="Arial" w:hAnsi="Arial"/>
         </w:rPr>
-        <w:t>Before starting in an older person, the MHRA recommends a baseline ECG and correction of electrolyte disturbances. Assess QT risk and the need for further ECG and electrolyte monitoring individually.</w:t>
+        <w:t>Before starting in an older person, the MHRA recommends a baseline ECG and correction of electrolyte disturbances. Assess QT risk. During treatment, repeat cardiac and electrolyte monitoring; individualise the frequency of further ECGs.</w:t>
       </w:r>
     </w:p>
     <w:p>
@@ -515,7 +515,7 @@
         <w:rPr>
           <w:rFonts w:ascii="Arial" w:hAnsi="Arial"/>
         </w:rPr>
-        <w:t>If haloperidol is used, prescribe the lowest clinically appropriate dose for the shortest possible time. Monitor for cardiac effects, orthostatic hypotension and extrapyramidal effects, including swallowing difficulty.</w:t>
+        <w:t>If haloperidol is used, prescribe the lowest clinically appropriate dose for the shortest possible time. Monitor blood pressure and check for cardiac effects, orthostatic hypotension and extrapyramidal effects, including swallowing difficulty.</w:t>
       </w:r>
     </w:p>
     <w:p>

--- a/output/word/medicines-and-delirium.docx
+++ b/output/word/medicines-and-delirium.docx
@@ -676,7 +676,7 @@
         <w:color w:val="334E68"/>
         <w:sz w:val="15"/>
       </w:rPr>
-      <w:t>deliriumdownloads.com · Template v0.9 · 7 August 2026 · Human clinical review required</w:t>
+      <w:t>deliriumdownloads.com · Template v0.9 · 8 August 2026 · Human clinical review required</w:t>
     </w:r>
     <w:r>
       <w:tab/>
